--- a/Grupo 8.docx
+++ b/Grupo 8.docx
@@ -1380,6 +1380,7 @@
       <w:r>
         <w:rPr>
           <w:rFonts w:ascii="Comic Sans MS" w:hAnsi="Comic Sans MS"/>
+          <w:noProof/>
         </w:rPr>
         <w:drawing>
           <wp:inline distT="0" distB="0" distL="0" distR="0" wp14:anchorId="3E1AAEDB" wp14:editId="20B2D809">
@@ -1571,6 +1572,7 @@
       <w:r>
         <w:rPr>
           <w:rFonts w:ascii="Comic Sans MS" w:hAnsi="Comic Sans MS"/>
+          <w:noProof/>
         </w:rPr>
         <w:drawing>
           <wp:inline distT="0" distB="0" distL="0" distR="0" wp14:anchorId="567DBE3C" wp14:editId="30F7E6A1">
@@ -1632,15 +1634,7 @@
           <w:b/>
           <w:bCs/>
         </w:rPr>
-        <w:t>Acceder a</w:t>
-      </w:r>
-      <w:r>
-        <w:rPr>
-          <w:rFonts w:ascii="Comic Sans MS" w:hAnsi="Comic Sans MS"/>
-          <w:b/>
-          <w:bCs/>
-        </w:rPr>
-        <w:t xml:space="preserve"> la BD</w:t>
+        <w:t>Acceder a la BD</w:t>
       </w:r>
     </w:p>
     <w:p>
@@ -1653,6 +1647,7 @@
       <w:r>
         <w:rPr>
           <w:rFonts w:ascii="Comic Sans MS" w:hAnsi="Comic Sans MS"/>
+          <w:noProof/>
         </w:rPr>
         <w:drawing>
           <wp:inline distT="0" distB="0" distL="0" distR="0" wp14:anchorId="749D9ADD" wp14:editId="5D4B0625">
@@ -1719,6 +1714,7 @@
       <w:r>
         <w:rPr>
           <w:rFonts w:ascii="Comic Sans MS" w:hAnsi="Comic Sans MS"/>
+          <w:noProof/>
         </w:rPr>
         <w:drawing>
           <wp:inline distT="0" distB="0" distL="0" distR="0" wp14:anchorId="1B6CECE1" wp14:editId="3CC832E7">
@@ -1786,6 +1782,7 @@
       <w:r>
         <w:rPr>
           <w:rFonts w:ascii="Comic Sans MS" w:hAnsi="Comic Sans MS"/>
+          <w:noProof/>
         </w:rPr>
         <w:drawing>
           <wp:inline distT="0" distB="0" distL="0" distR="0" wp14:anchorId="7E9E9ECD" wp14:editId="705D3DF8">
@@ -1866,6 +1863,7 @@
       <w:r>
         <w:rPr>
           <w:rFonts w:ascii="Comic Sans MS" w:hAnsi="Comic Sans MS"/>
+          <w:noProof/>
         </w:rPr>
         <w:drawing>
           <wp:inline distT="0" distB="0" distL="0" distR="0" wp14:anchorId="0BE31FA0" wp14:editId="2340EF67">
@@ -1933,16 +1931,1276 @@
     </w:p>
     <w:p>
       <w:pPr>
-        <w:rPr>
-          <w:rFonts w:ascii="Comic Sans MS" w:hAnsi="Comic Sans MS"/>
+        <w:spacing w:after="0"/>
+        <w:ind w:left="360"/>
+        <w:rPr>
+          <w:rFonts w:ascii="Comic Sans MS" w:hAnsi="Comic Sans MS"/>
+          <w:b/>
+          <w:bCs/>
           <w:sz w:val="32"/>
           <w:szCs w:val="32"/>
         </w:rPr>
       </w:pPr>
+      <w:r>
+        <w:rPr>
+          <w:rFonts w:ascii="Comic Sans MS" w:hAnsi="Comic Sans MS"/>
+          <w:b/>
+          <w:bCs/>
+          <w:sz w:val="32"/>
+          <w:szCs w:val="32"/>
+        </w:rPr>
+        <w:t>Roles del sistema</w:t>
+      </w:r>
+    </w:p>
+    <w:tbl>
+      <w:tblPr>
+        <w:tblW w:w="0" w:type="auto"/>
+        <w:tblCellSpacing w:w="15" w:type="dxa"/>
+        <w:tblCellMar>
+          <w:top w:w="15" w:type="dxa"/>
+          <w:left w:w="15" w:type="dxa"/>
+          <w:bottom w:w="15" w:type="dxa"/>
+          <w:right w:w="15" w:type="dxa"/>
+        </w:tblCellMar>
+        <w:tblLook w:val="04A0" w:firstRow="1" w:lastRow="0" w:firstColumn="1" w:lastColumn="0" w:noHBand="0" w:noVBand="1"/>
+      </w:tblPr>
+      <w:tblGrid>
+        <w:gridCol w:w="1295"/>
+        <w:gridCol w:w="4566"/>
+        <w:gridCol w:w="4628"/>
+      </w:tblGrid>
+      <w:tr>
+        <w:trPr>
+          <w:tblHeader/>
+          <w:tblCellSpacing w:w="15" w:type="dxa"/>
+        </w:trPr>
+        <w:tc>
+          <w:tcPr>
+            <w:tcW w:w="0" w:type="auto"/>
+            <w:vAlign w:val="center"/>
+            <w:hideMark/>
+          </w:tcPr>
+          <w:p>
+            <w:pPr>
+              <w:rPr>
+                <w:rFonts w:ascii="Comic Sans MS" w:hAnsi="Comic Sans MS"/>
+                <w:b/>
+                <w:bCs/>
+                <w:sz w:val="24"/>
+                <w:szCs w:val="24"/>
+              </w:rPr>
+            </w:pPr>
+            <w:r>
+              <w:rPr>
+                <w:rFonts w:ascii="Comic Sans MS" w:hAnsi="Comic Sans MS"/>
+                <w:b/>
+                <w:bCs/>
+                <w:sz w:val="24"/>
+                <w:szCs w:val="24"/>
+              </w:rPr>
+              <w:lastRenderedPageBreak/>
+              <w:t>Rol</w:t>
+            </w:r>
+          </w:p>
+        </w:tc>
+        <w:tc>
+          <w:tcPr>
+            <w:tcW w:w="0" w:type="auto"/>
+            <w:vAlign w:val="center"/>
+            <w:hideMark/>
+          </w:tcPr>
+          <w:p>
+            <w:pPr>
+              <w:rPr>
+                <w:rFonts w:ascii="Comic Sans MS" w:hAnsi="Comic Sans MS"/>
+                <w:b/>
+                <w:bCs/>
+                <w:sz w:val="24"/>
+                <w:szCs w:val="24"/>
+              </w:rPr>
+            </w:pPr>
+            <w:r>
+              <w:rPr>
+                <w:rFonts w:ascii="Comic Sans MS" w:hAnsi="Comic Sans MS"/>
+                <w:b/>
+                <w:bCs/>
+                <w:sz w:val="24"/>
+                <w:szCs w:val="24"/>
+              </w:rPr>
+              <w:t>Descripción</w:t>
+            </w:r>
+          </w:p>
+        </w:tc>
+        <w:tc>
+          <w:tcPr>
+            <w:tcW w:w="0" w:type="auto"/>
+            <w:vAlign w:val="center"/>
+            <w:hideMark/>
+          </w:tcPr>
+          <w:p>
+            <w:pPr>
+              <w:rPr>
+                <w:rFonts w:ascii="Comic Sans MS" w:hAnsi="Comic Sans MS"/>
+                <w:b/>
+                <w:bCs/>
+                <w:sz w:val="24"/>
+                <w:szCs w:val="24"/>
+              </w:rPr>
+            </w:pPr>
+            <w:r>
+              <w:rPr>
+                <w:rFonts w:ascii="Comic Sans MS" w:hAnsi="Comic Sans MS"/>
+                <w:b/>
+                <w:bCs/>
+                <w:sz w:val="24"/>
+                <w:szCs w:val="24"/>
+              </w:rPr>
+              <w:t>Permisos</w:t>
+            </w:r>
+          </w:p>
+        </w:tc>
+      </w:tr>
+      <w:tr>
+        <w:trPr>
+          <w:tblCellSpacing w:w="15" w:type="dxa"/>
+        </w:trPr>
+        <w:tc>
+          <w:tcPr>
+            <w:tcW w:w="0" w:type="auto"/>
+            <w:vAlign w:val="center"/>
+            <w:hideMark/>
+          </w:tcPr>
+          <w:p>
+            <w:pPr>
+              <w:rPr>
+                <w:rFonts w:ascii="Comic Sans MS" w:hAnsi="Comic Sans MS"/>
+                <w:sz w:val="24"/>
+                <w:szCs w:val="24"/>
+              </w:rPr>
+            </w:pPr>
+            <w:r>
+              <w:rPr>
+                <w:rFonts w:ascii="Comic Sans MS" w:hAnsi="Comic Sans MS"/>
+                <w:b/>
+                <w:bCs/>
+                <w:sz w:val="24"/>
+                <w:szCs w:val="24"/>
+              </w:rPr>
+              <w:t>Estudiante</w:t>
+            </w:r>
+          </w:p>
+        </w:tc>
+        <w:tc>
+          <w:tcPr>
+            <w:tcW w:w="0" w:type="auto"/>
+            <w:vAlign w:val="center"/>
+            <w:hideMark/>
+          </w:tcPr>
+          <w:p>
+            <w:pPr>
+              <w:rPr>
+                <w:rFonts w:ascii="Comic Sans MS" w:hAnsi="Comic Sans MS"/>
+                <w:sz w:val="24"/>
+                <w:szCs w:val="24"/>
+              </w:rPr>
+            </w:pPr>
+            <w:r>
+              <w:rPr>
+                <w:rFonts w:ascii="Comic Sans MS" w:hAnsi="Comic Sans MS"/>
+                <w:sz w:val="24"/>
+                <w:szCs w:val="24"/>
+              </w:rPr>
+              <w:t>Usuario regular que reporta incidencias</w:t>
+            </w:r>
+          </w:p>
+        </w:tc>
+        <w:tc>
+          <w:tcPr>
+            <w:tcW w:w="0" w:type="auto"/>
+            <w:vAlign w:val="center"/>
+            <w:hideMark/>
+          </w:tcPr>
+          <w:p>
+            <w:pPr>
+              <w:rPr>
+                <w:rFonts w:ascii="Comic Sans MS" w:hAnsi="Comic Sans MS"/>
+                <w:sz w:val="24"/>
+                <w:szCs w:val="24"/>
+              </w:rPr>
+            </w:pPr>
+            <w:r>
+              <w:rPr>
+                <w:rFonts w:ascii="Comic Sans MS" w:hAnsi="Comic Sans MS"/>
+                <w:sz w:val="24"/>
+                <w:szCs w:val="24"/>
+              </w:rPr>
+              <w:t>Ver incidencias, reportar nuevas, ver estado</w:t>
+            </w:r>
+          </w:p>
+        </w:tc>
+      </w:tr>
+      <w:tr>
+        <w:trPr>
+          <w:tblCellSpacing w:w="15" w:type="dxa"/>
+        </w:trPr>
+        <w:tc>
+          <w:tcPr>
+            <w:tcW w:w="0" w:type="auto"/>
+            <w:vAlign w:val="center"/>
+            <w:hideMark/>
+          </w:tcPr>
+          <w:p>
+            <w:pPr>
+              <w:rPr>
+                <w:rFonts w:ascii="Comic Sans MS" w:hAnsi="Comic Sans MS"/>
+                <w:sz w:val="24"/>
+                <w:szCs w:val="24"/>
+              </w:rPr>
+            </w:pPr>
+            <w:r>
+              <w:rPr>
+                <w:rFonts w:ascii="Comic Sans MS" w:hAnsi="Comic Sans MS"/>
+                <w:b/>
+                <w:bCs/>
+                <w:sz w:val="24"/>
+                <w:szCs w:val="24"/>
+              </w:rPr>
+              <w:t>Docente</w:t>
+            </w:r>
+          </w:p>
+        </w:tc>
+        <w:tc>
+          <w:tcPr>
+            <w:tcW w:w="0" w:type="auto"/>
+            <w:vAlign w:val="center"/>
+            <w:hideMark/>
+          </w:tcPr>
+          <w:p>
+            <w:pPr>
+              <w:rPr>
+                <w:rFonts w:ascii="Comic Sans MS" w:hAnsi="Comic Sans MS"/>
+                <w:sz w:val="24"/>
+                <w:szCs w:val="24"/>
+              </w:rPr>
+            </w:pPr>
+            <w:r>
+              <w:rPr>
+                <w:rFonts w:ascii="Comic Sans MS" w:hAnsi="Comic Sans MS"/>
+                <w:sz w:val="24"/>
+                <w:szCs w:val="24"/>
+              </w:rPr>
+              <w:t>Usuario con permisos similares a estudiante</w:t>
+            </w:r>
+          </w:p>
+        </w:tc>
+        <w:tc>
+          <w:tcPr>
+            <w:tcW w:w="0" w:type="auto"/>
+            <w:vAlign w:val="center"/>
+            <w:hideMark/>
+          </w:tcPr>
+          <w:p>
+            <w:pPr>
+              <w:rPr>
+                <w:rFonts w:ascii="Comic Sans MS" w:hAnsi="Comic Sans MS"/>
+                <w:sz w:val="24"/>
+                <w:szCs w:val="24"/>
+              </w:rPr>
+            </w:pPr>
+            <w:r>
+              <w:rPr>
+                <w:rFonts w:ascii="Comic Sans MS" w:hAnsi="Comic Sans MS"/>
+                <w:sz w:val="24"/>
+                <w:szCs w:val="24"/>
+              </w:rPr>
+              <w:t>Ver incidencias, reportar nuevas, ver estado</w:t>
+            </w:r>
+          </w:p>
+        </w:tc>
+      </w:tr>
+      <w:tr>
+        <w:trPr>
+          <w:tblCellSpacing w:w="15" w:type="dxa"/>
+        </w:trPr>
+        <w:tc>
+          <w:tcPr>
+            <w:tcW w:w="0" w:type="auto"/>
+            <w:vAlign w:val="center"/>
+            <w:hideMark/>
+          </w:tcPr>
+          <w:p>
+            <w:pPr>
+              <w:rPr>
+                <w:rFonts w:ascii="Comic Sans MS" w:hAnsi="Comic Sans MS"/>
+                <w:sz w:val="24"/>
+                <w:szCs w:val="24"/>
+              </w:rPr>
+            </w:pPr>
+            <w:proofErr w:type="spellStart"/>
+            <w:r>
+              <w:rPr>
+                <w:rFonts w:ascii="Comic Sans MS" w:hAnsi="Comic Sans MS"/>
+                <w:b/>
+                <w:bCs/>
+                <w:sz w:val="24"/>
+                <w:szCs w:val="24"/>
+              </w:rPr>
+              <w:t>Admin</w:t>
+            </w:r>
+            <w:proofErr w:type="spellEnd"/>
+          </w:p>
+        </w:tc>
+        <w:tc>
+          <w:tcPr>
+            <w:tcW w:w="0" w:type="auto"/>
+            <w:vAlign w:val="center"/>
+            <w:hideMark/>
+          </w:tcPr>
+          <w:p>
+            <w:pPr>
+              <w:rPr>
+                <w:rFonts w:ascii="Comic Sans MS" w:hAnsi="Comic Sans MS"/>
+                <w:sz w:val="24"/>
+                <w:szCs w:val="24"/>
+              </w:rPr>
+            </w:pPr>
+            <w:r>
+              <w:rPr>
+                <w:rFonts w:ascii="Comic Sans MS" w:hAnsi="Comic Sans MS"/>
+                <w:sz w:val="24"/>
+                <w:szCs w:val="24"/>
+              </w:rPr>
+              <w:t>Usuario con control total</w:t>
+            </w:r>
+          </w:p>
+        </w:tc>
+        <w:tc>
+          <w:tcPr>
+            <w:tcW w:w="0" w:type="auto"/>
+            <w:vAlign w:val="center"/>
+            <w:hideMark/>
+          </w:tcPr>
+          <w:p>
+            <w:pPr>
+              <w:rPr>
+                <w:rFonts w:ascii="Comic Sans MS" w:hAnsi="Comic Sans MS"/>
+                <w:sz w:val="24"/>
+                <w:szCs w:val="24"/>
+              </w:rPr>
+            </w:pPr>
+            <w:r>
+              <w:rPr>
+                <w:rFonts w:ascii="Comic Sans MS" w:hAnsi="Comic Sans MS"/>
+                <w:sz w:val="24"/>
+                <w:szCs w:val="24"/>
+              </w:rPr>
+              <w:t>Todos los anteriores + eliminar incidencias</w:t>
+            </w:r>
+          </w:p>
+        </w:tc>
+      </w:tr>
+    </w:tbl>
+    <w:p>
+      <w:pPr>
+        <w:rPr>
+          <w:rFonts w:ascii="Comic Sans MS" w:hAnsi="Comic Sans MS"/>
+          <w:b/>
+          <w:bCs/>
+          <w:sz w:val="32"/>
+          <w:szCs w:val="32"/>
+        </w:rPr>
+      </w:pPr>
+      <w:r>
+        <w:rPr>
+          <w:rFonts w:ascii="Comic Sans MS" w:hAnsi="Comic Sans MS"/>
+          <w:b/>
+          <w:bCs/>
+          <w:sz w:val="32"/>
+          <w:szCs w:val="32"/>
+        </w:rPr>
+        <w:t>Credenciales de Prueba</w:t>
+      </w:r>
+    </w:p>
+    <w:p>
+      <w:pPr>
+        <w:rPr>
+          <w:rFonts w:ascii="Comic Sans MS" w:hAnsi="Comic Sans MS"/>
+          <w:b/>
+          <w:bCs/>
+          <w:sz w:val="24"/>
+          <w:szCs w:val="24"/>
+        </w:rPr>
+      </w:pPr>
+      <w:r>
+        <w:rPr>
+          <w:rFonts w:ascii="Comic Sans MS" w:hAnsi="Comic Sans MS"/>
+          <w:b/>
+          <w:bCs/>
+          <w:noProof/>
+          <w:sz w:val="24"/>
+          <w:szCs w:val="24"/>
+        </w:rPr>
+        <w:drawing>
+          <wp:inline distT="0" distB="0" distL="0" distR="0" wp14:anchorId="0389DDC0" wp14:editId="5B0CAFB8">
+            <wp:extent cx="4648849" cy="2943636"/>
+            <wp:effectExtent l="0" t="0" r="0" b="9525"/>
+            <wp:docPr id="317001280" name="Imagen 1"/>
+            <wp:cNvGraphicFramePr>
+              <a:graphicFrameLocks xmlns:a="http://schemas.openxmlformats.org/drawingml/2006/main" noChangeAspect="1"/>
+            </wp:cNvGraphicFramePr>
+            <a:graphic xmlns:a="http://schemas.openxmlformats.org/drawingml/2006/main">
+              <a:graphicData uri="http://schemas.openxmlformats.org/drawingml/2006/picture">
+                <pic:pic xmlns:pic="http://schemas.openxmlformats.org/drawingml/2006/picture">
+                  <pic:nvPicPr>
+                    <pic:cNvPr id="317001280" name=""/>
+                    <pic:cNvPicPr/>
+                  </pic:nvPicPr>
+                  <pic:blipFill>
+                    <a:blip r:embed="rId23"/>
+                    <a:stretch>
+                      <a:fillRect/>
+                    </a:stretch>
+                  </pic:blipFill>
+                  <pic:spPr>
+                    <a:xfrm>
+                      <a:off x="0" y="0"/>
+                      <a:ext cx="4648849" cy="2943636"/>
+                    </a:xfrm>
+                    <a:prstGeom prst="rect">
+                      <a:avLst/>
+                    </a:prstGeom>
+                  </pic:spPr>
+                </pic:pic>
+              </a:graphicData>
+            </a:graphic>
+          </wp:inline>
+        </w:drawing>
+      </w:r>
+    </w:p>
+    <w:p>
+      <w:pPr>
+        <w:rPr>
+          <w:rFonts w:ascii="Comic Sans MS" w:hAnsi="Comic Sans MS"/>
+          <w:b/>
+          <w:bCs/>
+          <w:sz w:val="24"/>
+          <w:szCs w:val="24"/>
+        </w:rPr>
+      </w:pPr>
+      <w:r>
+        <w:rPr>
+          <w:rFonts w:ascii="Comic Sans MS" w:hAnsi="Comic Sans MS"/>
+          <w:b/>
+          <w:bCs/>
+          <w:sz w:val="24"/>
+          <w:szCs w:val="24"/>
+        </w:rPr>
+        <w:t xml:space="preserve">Guía de uso paso a paso </w:t>
+      </w:r>
+    </w:p>
+    <w:p>
+      <w:pPr>
+        <w:rPr>
+          <w:rFonts w:ascii="Comic Sans MS" w:hAnsi="Comic Sans MS"/>
+          <w:sz w:val="24"/>
+          <w:szCs w:val="24"/>
+        </w:rPr>
+      </w:pPr>
+      <w:r>
+        <w:rPr>
+          <w:rFonts w:ascii="Comic Sans MS" w:hAnsi="Comic Sans MS"/>
+          <w:sz w:val="24"/>
+          <w:szCs w:val="24"/>
+        </w:rPr>
+        <w:t>1. Iniciar sesión</w:t>
+      </w:r>
+    </w:p>
+    <w:p>
+      <w:pPr>
+        <w:numPr>
+          <w:ilvl w:val="0"/>
+          <w:numId w:val="6"/>
+        </w:numPr>
+        <w:rPr>
+          <w:rFonts w:ascii="Comic Sans MS" w:hAnsi="Comic Sans MS"/>
+          <w:sz w:val="24"/>
+          <w:szCs w:val="24"/>
+        </w:rPr>
+      </w:pPr>
+      <w:r>
+        <w:rPr>
+          <w:rFonts w:ascii="Comic Sans MS" w:hAnsi="Comic Sans MS"/>
+          <w:sz w:val="24"/>
+          <w:szCs w:val="24"/>
+        </w:rPr>
+        <w:t>Abrir http://localhost:5000</w:t>
+      </w:r>
+    </w:p>
+    <w:p>
+      <w:pPr>
+        <w:numPr>
+          <w:ilvl w:val="0"/>
+          <w:numId w:val="6"/>
+        </w:numPr>
+        <w:rPr>
+          <w:rFonts w:ascii="Comic Sans MS" w:hAnsi="Comic Sans MS"/>
+          <w:sz w:val="24"/>
+          <w:szCs w:val="24"/>
+        </w:rPr>
+      </w:pPr>
+      <w:r>
+        <w:rPr>
+          <w:rFonts w:ascii="Comic Sans MS" w:hAnsi="Comic Sans MS"/>
+          <w:sz w:val="24"/>
+          <w:szCs w:val="24"/>
+        </w:rPr>
+        <w:t>Hacer clic en "Login" en el menú superior</w:t>
+      </w:r>
+    </w:p>
+    <w:p>
+      <w:pPr>
+        <w:numPr>
+          <w:ilvl w:val="0"/>
+          <w:numId w:val="6"/>
+        </w:numPr>
+        <w:rPr>
+          <w:rFonts w:ascii="Comic Sans MS" w:hAnsi="Comic Sans MS"/>
+          <w:sz w:val="24"/>
+          <w:szCs w:val="24"/>
+        </w:rPr>
+      </w:pPr>
+      <w:r>
+        <w:rPr>
+          <w:rFonts w:ascii="Comic Sans MS" w:hAnsi="Comic Sans MS"/>
+          <w:sz w:val="24"/>
+          <w:szCs w:val="24"/>
+        </w:rPr>
+        <w:t>Ingresar correo y contraseña</w:t>
+      </w:r>
+    </w:p>
+    <w:p>
+      <w:pPr>
+        <w:numPr>
+          <w:ilvl w:val="0"/>
+          <w:numId w:val="6"/>
+        </w:numPr>
+        <w:rPr>
+          <w:rFonts w:ascii="Comic Sans MS" w:hAnsi="Comic Sans MS"/>
+          <w:sz w:val="24"/>
+          <w:szCs w:val="24"/>
+        </w:rPr>
+      </w:pPr>
+      <w:r>
+        <w:rPr>
+          <w:rFonts w:ascii="Comic Sans MS" w:hAnsi="Comic Sans MS"/>
+          <w:sz w:val="24"/>
+          <w:szCs w:val="24"/>
+        </w:rPr>
+        <w:t>Hacer clic en "Ingresar"</w:t>
+      </w:r>
+    </w:p>
+    <w:p>
+      <w:pPr>
+        <w:jc w:val="center"/>
+        <w:rPr>
+          <w:rFonts w:ascii="Comic Sans MS" w:hAnsi="Comic Sans MS"/>
+          <w:sz w:val="24"/>
+          <w:szCs w:val="24"/>
+        </w:rPr>
+      </w:pPr>
+      <w:r>
+        <w:rPr>
+          <w:rFonts w:ascii="Comic Sans MS" w:hAnsi="Comic Sans MS"/>
+          <w:noProof/>
+          <w:sz w:val="24"/>
+          <w:szCs w:val="24"/>
+        </w:rPr>
+        <w:lastRenderedPageBreak/>
+        <w:drawing>
+          <wp:inline distT="0" distB="0" distL="0" distR="0" wp14:anchorId="3722762D" wp14:editId="056BD38E">
+            <wp:extent cx="5000625" cy="2043348"/>
+            <wp:effectExtent l="0" t="0" r="0" b="0"/>
+            <wp:docPr id="1346009842" name="Imagen 1"/>
+            <wp:cNvGraphicFramePr>
+              <a:graphicFrameLocks xmlns:a="http://schemas.openxmlformats.org/drawingml/2006/main" noChangeAspect="1"/>
+            </wp:cNvGraphicFramePr>
+            <a:graphic xmlns:a="http://schemas.openxmlformats.org/drawingml/2006/main">
+              <a:graphicData uri="http://schemas.openxmlformats.org/drawingml/2006/picture">
+                <pic:pic xmlns:pic="http://schemas.openxmlformats.org/drawingml/2006/picture">
+                  <pic:nvPicPr>
+                    <pic:cNvPr id="1346009842" name=""/>
+                    <pic:cNvPicPr/>
+                  </pic:nvPicPr>
+                  <pic:blipFill>
+                    <a:blip r:embed="rId24"/>
+                    <a:stretch>
+                      <a:fillRect/>
+                    </a:stretch>
+                  </pic:blipFill>
+                  <pic:spPr>
+                    <a:xfrm>
+                      <a:off x="0" y="0"/>
+                      <a:ext cx="5011087" cy="2047623"/>
+                    </a:xfrm>
+                    <a:prstGeom prst="rect">
+                      <a:avLst/>
+                    </a:prstGeom>
+                  </pic:spPr>
+                </pic:pic>
+              </a:graphicData>
+            </a:graphic>
+          </wp:inline>
+        </w:drawing>
+      </w:r>
+    </w:p>
+    <w:p>
+      <w:pPr>
+        <w:jc w:val="center"/>
+        <w:rPr>
+          <w:rFonts w:ascii="Comic Sans MS" w:hAnsi="Comic Sans MS"/>
+          <w:sz w:val="24"/>
+          <w:szCs w:val="24"/>
+        </w:rPr>
+      </w:pPr>
+      <w:r>
+        <w:rPr>
+          <w:rFonts w:ascii="Comic Sans MS" w:hAnsi="Comic Sans MS"/>
+          <w:noProof/>
+          <w:sz w:val="24"/>
+          <w:szCs w:val="24"/>
+        </w:rPr>
+        <w:drawing>
+          <wp:inline distT="0" distB="0" distL="0" distR="0" wp14:anchorId="010A9319" wp14:editId="02D1B4EB">
+            <wp:extent cx="2409825" cy="2073428"/>
+            <wp:effectExtent l="0" t="0" r="0" b="3175"/>
+            <wp:docPr id="126820641" name="Imagen 1"/>
+            <wp:cNvGraphicFramePr>
+              <a:graphicFrameLocks xmlns:a="http://schemas.openxmlformats.org/drawingml/2006/main" noChangeAspect="1"/>
+            </wp:cNvGraphicFramePr>
+            <a:graphic xmlns:a="http://schemas.openxmlformats.org/drawingml/2006/main">
+              <a:graphicData uri="http://schemas.openxmlformats.org/drawingml/2006/picture">
+                <pic:pic xmlns:pic="http://schemas.openxmlformats.org/drawingml/2006/picture">
+                  <pic:nvPicPr>
+                    <pic:cNvPr id="126820641" name=""/>
+                    <pic:cNvPicPr/>
+                  </pic:nvPicPr>
+                  <pic:blipFill>
+                    <a:blip r:embed="rId25"/>
+                    <a:stretch>
+                      <a:fillRect/>
+                    </a:stretch>
+                  </pic:blipFill>
+                  <pic:spPr>
+                    <a:xfrm>
+                      <a:off x="0" y="0"/>
+                      <a:ext cx="2412841" cy="2076023"/>
+                    </a:xfrm>
+                    <a:prstGeom prst="rect">
+                      <a:avLst/>
+                    </a:prstGeom>
+                  </pic:spPr>
+                </pic:pic>
+              </a:graphicData>
+            </a:graphic>
+          </wp:inline>
+        </w:drawing>
+      </w:r>
+    </w:p>
+    <w:p>
+      <w:pPr>
+        <w:rPr>
+          <w:rFonts w:ascii="Comic Sans MS" w:hAnsi="Comic Sans MS"/>
+          <w:b/>
+          <w:bCs/>
+          <w:sz w:val="24"/>
+          <w:szCs w:val="24"/>
+        </w:rPr>
+      </w:pPr>
+      <w:r>
+        <w:rPr>
+          <w:rFonts w:ascii="Comic Sans MS" w:hAnsi="Comic Sans MS"/>
+          <w:b/>
+          <w:bCs/>
+          <w:sz w:val="24"/>
+          <w:szCs w:val="24"/>
+        </w:rPr>
+        <w:t>2. Ver incidencias (</w:t>
+      </w:r>
+      <w:proofErr w:type="spellStart"/>
+      <w:r>
+        <w:rPr>
+          <w:rFonts w:ascii="Comic Sans MS" w:hAnsi="Comic Sans MS"/>
+          <w:b/>
+          <w:bCs/>
+          <w:sz w:val="24"/>
+          <w:szCs w:val="24"/>
+        </w:rPr>
+        <w:t>Dashboard</w:t>
+      </w:r>
+      <w:proofErr w:type="spellEnd"/>
+      <w:r>
+        <w:rPr>
+          <w:rFonts w:ascii="Comic Sans MS" w:hAnsi="Comic Sans MS"/>
+          <w:b/>
+          <w:bCs/>
+          <w:sz w:val="24"/>
+          <w:szCs w:val="24"/>
+        </w:rPr>
+        <w:t>)</w:t>
+      </w:r>
+    </w:p>
+    <w:p>
+      <w:pPr>
+        <w:numPr>
+          <w:ilvl w:val="0"/>
+          <w:numId w:val="7"/>
+        </w:numPr>
+        <w:rPr>
+          <w:rFonts w:ascii="Comic Sans MS" w:hAnsi="Comic Sans MS"/>
+          <w:sz w:val="24"/>
+          <w:szCs w:val="24"/>
+        </w:rPr>
+      </w:pPr>
+      <w:r>
+        <w:rPr>
+          <w:rFonts w:ascii="Comic Sans MS" w:hAnsi="Comic Sans MS"/>
+          <w:sz w:val="24"/>
+          <w:szCs w:val="24"/>
+        </w:rPr>
+        <w:t>Después de iniciar sesión, ir a "Incidencias"</w:t>
+      </w:r>
+    </w:p>
+    <w:p>
+      <w:pPr>
+        <w:numPr>
+          <w:ilvl w:val="0"/>
+          <w:numId w:val="7"/>
+        </w:numPr>
+        <w:rPr>
+          <w:rFonts w:ascii="Comic Sans MS" w:hAnsi="Comic Sans MS"/>
+          <w:sz w:val="24"/>
+          <w:szCs w:val="24"/>
+        </w:rPr>
+      </w:pPr>
+      <w:r>
+        <w:rPr>
+          <w:rFonts w:ascii="Comic Sans MS" w:hAnsi="Comic Sans MS"/>
+          <w:sz w:val="24"/>
+          <w:szCs w:val="24"/>
+        </w:rPr>
+        <w:t>Se muestra una tabla con todas las incidencias</w:t>
+      </w:r>
+    </w:p>
+    <w:p>
+      <w:pPr>
+        <w:numPr>
+          <w:ilvl w:val="0"/>
+          <w:numId w:val="7"/>
+        </w:numPr>
+        <w:rPr>
+          <w:rFonts w:ascii="Comic Sans MS" w:hAnsi="Comic Sans MS"/>
+          <w:sz w:val="24"/>
+          <w:szCs w:val="24"/>
+        </w:rPr>
+      </w:pPr>
+      <w:r>
+        <w:rPr>
+          <w:rFonts w:ascii="Comic Sans MS" w:hAnsi="Comic Sans MS"/>
+          <w:sz w:val="24"/>
+          <w:szCs w:val="24"/>
+        </w:rPr>
+        <w:t>Usar filtros por:</w:t>
+      </w:r>
+    </w:p>
+    <w:p>
+      <w:pPr>
+        <w:numPr>
+          <w:ilvl w:val="1"/>
+          <w:numId w:val="7"/>
+        </w:numPr>
+        <w:rPr>
+          <w:rFonts w:ascii="Comic Sans MS" w:hAnsi="Comic Sans MS"/>
+          <w:sz w:val="24"/>
+          <w:szCs w:val="24"/>
+        </w:rPr>
+      </w:pPr>
+      <w:r>
+        <w:rPr>
+          <w:rFonts w:ascii="Comic Sans MS" w:hAnsi="Comic Sans MS"/>
+          <w:sz w:val="24"/>
+          <w:szCs w:val="24"/>
+        </w:rPr>
+        <w:t>Aula</w:t>
+      </w:r>
+    </w:p>
+    <w:p>
+      <w:pPr>
+        <w:numPr>
+          <w:ilvl w:val="1"/>
+          <w:numId w:val="7"/>
+        </w:numPr>
+        <w:rPr>
+          <w:rFonts w:ascii="Comic Sans MS" w:hAnsi="Comic Sans MS"/>
+          <w:sz w:val="24"/>
+          <w:szCs w:val="24"/>
+        </w:rPr>
+      </w:pPr>
+      <w:r>
+        <w:rPr>
+          <w:rFonts w:ascii="Comic Sans MS" w:hAnsi="Comic Sans MS"/>
+          <w:sz w:val="24"/>
+          <w:szCs w:val="24"/>
+        </w:rPr>
+        <w:t>Tipo (Proyector, Computadora, etc.)</w:t>
+      </w:r>
+    </w:p>
+    <w:p>
+      <w:pPr>
+        <w:numPr>
+          <w:ilvl w:val="1"/>
+          <w:numId w:val="7"/>
+        </w:numPr>
+        <w:rPr>
+          <w:rFonts w:ascii="Comic Sans MS" w:hAnsi="Comic Sans MS"/>
+          <w:sz w:val="24"/>
+          <w:szCs w:val="24"/>
+        </w:rPr>
+      </w:pPr>
+      <w:r>
+        <w:rPr>
+          <w:rFonts w:ascii="Comic Sans MS" w:hAnsi="Comic Sans MS"/>
+          <w:sz w:val="24"/>
+          <w:szCs w:val="24"/>
+        </w:rPr>
+        <w:t>Estado (Pendiente, En proceso, Resuelto)</w:t>
+      </w:r>
+    </w:p>
+    <w:p>
+      <w:pPr>
+        <w:rPr>
+          <w:rFonts w:ascii="Comic Sans MS" w:hAnsi="Comic Sans MS"/>
+          <w:sz w:val="24"/>
+          <w:szCs w:val="24"/>
+        </w:rPr>
+      </w:pPr>
+      <w:r>
+        <w:rPr>
+          <w:rFonts w:ascii="Comic Sans MS" w:hAnsi="Comic Sans MS"/>
+          <w:noProof/>
+          <w:sz w:val="24"/>
+          <w:szCs w:val="24"/>
+        </w:rPr>
+        <w:lastRenderedPageBreak/>
+        <w:drawing>
+          <wp:inline distT="0" distB="0" distL="0" distR="0" wp14:anchorId="32A408DB" wp14:editId="3146F8EA">
+            <wp:extent cx="6290923" cy="3048000"/>
+            <wp:effectExtent l="0" t="0" r="0" b="0"/>
+            <wp:docPr id="250777574" name="Imagen 1"/>
+            <wp:cNvGraphicFramePr>
+              <a:graphicFrameLocks xmlns:a="http://schemas.openxmlformats.org/drawingml/2006/main" noChangeAspect="1"/>
+            </wp:cNvGraphicFramePr>
+            <a:graphic xmlns:a="http://schemas.openxmlformats.org/drawingml/2006/main">
+              <a:graphicData uri="http://schemas.openxmlformats.org/drawingml/2006/picture">
+                <pic:pic xmlns:pic="http://schemas.openxmlformats.org/drawingml/2006/picture">
+                  <pic:nvPicPr>
+                    <pic:cNvPr id="250777574" name=""/>
+                    <pic:cNvPicPr/>
+                  </pic:nvPicPr>
+                  <pic:blipFill>
+                    <a:blip r:embed="rId26"/>
+                    <a:stretch>
+                      <a:fillRect/>
+                    </a:stretch>
+                  </pic:blipFill>
+                  <pic:spPr>
+                    <a:xfrm>
+                      <a:off x="0" y="0"/>
+                      <a:ext cx="6296070" cy="3050494"/>
+                    </a:xfrm>
+                    <a:prstGeom prst="rect">
+                      <a:avLst/>
+                    </a:prstGeom>
+                  </pic:spPr>
+                </pic:pic>
+              </a:graphicData>
+            </a:graphic>
+          </wp:inline>
+        </w:drawing>
+      </w:r>
+    </w:p>
+    <w:p>
+      <w:pPr>
+        <w:rPr>
+          <w:rFonts w:ascii="Comic Sans MS" w:hAnsi="Comic Sans MS"/>
+          <w:b/>
+          <w:bCs/>
+          <w:sz w:val="24"/>
+          <w:szCs w:val="24"/>
+        </w:rPr>
+      </w:pPr>
+      <w:r>
+        <w:rPr>
+          <w:rFonts w:ascii="Comic Sans MS" w:hAnsi="Comic Sans MS"/>
+          <w:b/>
+          <w:bCs/>
+          <w:sz w:val="24"/>
+          <w:szCs w:val="24"/>
+        </w:rPr>
+        <w:t xml:space="preserve">3. Cambiar estado de una incidencia (solo </w:t>
+      </w:r>
+      <w:proofErr w:type="spellStart"/>
+      <w:r>
+        <w:rPr>
+          <w:rFonts w:ascii="Comic Sans MS" w:hAnsi="Comic Sans MS"/>
+          <w:b/>
+          <w:bCs/>
+          <w:sz w:val="24"/>
+          <w:szCs w:val="24"/>
+        </w:rPr>
+        <w:t>admin</w:t>
+      </w:r>
+      <w:proofErr w:type="spellEnd"/>
+      <w:r>
+        <w:rPr>
+          <w:rFonts w:ascii="Comic Sans MS" w:hAnsi="Comic Sans MS"/>
+          <w:b/>
+          <w:bCs/>
+          <w:sz w:val="24"/>
+          <w:szCs w:val="24"/>
+        </w:rPr>
+        <w:t>)</w:t>
+      </w:r>
+    </w:p>
+    <w:p>
+      <w:pPr>
+        <w:numPr>
+          <w:ilvl w:val="0"/>
+          <w:numId w:val="8"/>
+        </w:numPr>
+        <w:rPr>
+          <w:rFonts w:ascii="Comic Sans MS" w:hAnsi="Comic Sans MS"/>
+          <w:sz w:val="24"/>
+          <w:szCs w:val="24"/>
+        </w:rPr>
+      </w:pPr>
+      <w:r>
+        <w:rPr>
+          <w:rFonts w:ascii="Comic Sans MS" w:hAnsi="Comic Sans MS"/>
+          <w:sz w:val="24"/>
+          <w:szCs w:val="24"/>
+        </w:rPr>
+        <w:t xml:space="preserve">En el </w:t>
+      </w:r>
+      <w:proofErr w:type="spellStart"/>
+      <w:r>
+        <w:rPr>
+          <w:rFonts w:ascii="Comic Sans MS" w:hAnsi="Comic Sans MS"/>
+          <w:sz w:val="24"/>
+          <w:szCs w:val="24"/>
+        </w:rPr>
+        <w:t>dashboard</w:t>
+      </w:r>
+      <w:proofErr w:type="spellEnd"/>
+      <w:r>
+        <w:rPr>
+          <w:rFonts w:ascii="Comic Sans MS" w:hAnsi="Comic Sans MS"/>
+          <w:sz w:val="24"/>
+          <w:szCs w:val="24"/>
+        </w:rPr>
+        <w:t>, hacer clic en "Cambiar estado"</w:t>
+      </w:r>
+    </w:p>
+    <w:p>
+      <w:pPr>
+        <w:numPr>
+          <w:ilvl w:val="0"/>
+          <w:numId w:val="8"/>
+        </w:numPr>
+        <w:rPr>
+          <w:rFonts w:ascii="Comic Sans MS" w:hAnsi="Comic Sans MS"/>
+          <w:sz w:val="24"/>
+          <w:szCs w:val="24"/>
+        </w:rPr>
+      </w:pPr>
+      <w:r>
+        <w:rPr>
+          <w:rFonts w:ascii="Comic Sans MS" w:hAnsi="Comic Sans MS"/>
+          <w:sz w:val="24"/>
+          <w:szCs w:val="24"/>
+        </w:rPr>
+        <w:t>Seleccionar nuevo estado en el modal</w:t>
+      </w:r>
+    </w:p>
+    <w:p>
+      <w:pPr>
+        <w:numPr>
+          <w:ilvl w:val="0"/>
+          <w:numId w:val="8"/>
+        </w:numPr>
+        <w:rPr>
+          <w:rFonts w:ascii="Comic Sans MS" w:hAnsi="Comic Sans MS"/>
+          <w:sz w:val="24"/>
+          <w:szCs w:val="24"/>
+        </w:rPr>
+      </w:pPr>
+      <w:r>
+        <w:rPr>
+          <w:rFonts w:ascii="Comic Sans MS" w:hAnsi="Comic Sans MS"/>
+          <w:sz w:val="24"/>
+          <w:szCs w:val="24"/>
+        </w:rPr>
+        <w:t>Hacer clic en "Actualizar"</w:t>
+      </w:r>
+    </w:p>
+    <w:p>
+      <w:pPr>
+        <w:rPr>
+          <w:rFonts w:ascii="Comic Sans MS" w:hAnsi="Comic Sans MS"/>
+          <w:sz w:val="24"/>
+          <w:szCs w:val="24"/>
+        </w:rPr>
+      </w:pPr>
+      <w:r>
+        <w:rPr>
+          <w:rFonts w:ascii="Comic Sans MS" w:hAnsi="Comic Sans MS"/>
+          <w:noProof/>
+          <w:sz w:val="24"/>
+          <w:szCs w:val="24"/>
+        </w:rPr>
+        <w:drawing>
+          <wp:inline distT="0" distB="0" distL="0" distR="0" wp14:anchorId="0B975193" wp14:editId="78E8DBFD">
+            <wp:extent cx="2590800" cy="1991813"/>
+            <wp:effectExtent l="0" t="0" r="0" b="8890"/>
+            <wp:docPr id="2015965843" name="Imagen 1"/>
+            <wp:cNvGraphicFramePr>
+              <a:graphicFrameLocks xmlns:a="http://schemas.openxmlformats.org/drawingml/2006/main" noChangeAspect="1"/>
+            </wp:cNvGraphicFramePr>
+            <a:graphic xmlns:a="http://schemas.openxmlformats.org/drawingml/2006/main">
+              <a:graphicData uri="http://schemas.openxmlformats.org/drawingml/2006/picture">
+                <pic:pic xmlns:pic="http://schemas.openxmlformats.org/drawingml/2006/picture">
+                  <pic:nvPicPr>
+                    <pic:cNvPr id="2015965843" name=""/>
+                    <pic:cNvPicPr/>
+                  </pic:nvPicPr>
+                  <pic:blipFill>
+                    <a:blip r:embed="rId27"/>
+                    <a:stretch>
+                      <a:fillRect/>
+                    </a:stretch>
+                  </pic:blipFill>
+                  <pic:spPr>
+                    <a:xfrm>
+                      <a:off x="0" y="0"/>
+                      <a:ext cx="2593563" cy="1993937"/>
+                    </a:xfrm>
+                    <a:prstGeom prst="rect">
+                      <a:avLst/>
+                    </a:prstGeom>
+                  </pic:spPr>
+                </pic:pic>
+              </a:graphicData>
+            </a:graphic>
+          </wp:inline>
+        </w:drawing>
+      </w:r>
+    </w:p>
+    <w:p>
+      <w:pPr>
+        <w:rPr>
+          <w:rFonts w:ascii="Comic Sans MS" w:hAnsi="Comic Sans MS"/>
+          <w:b/>
+          <w:bCs/>
+          <w:sz w:val="24"/>
+          <w:szCs w:val="24"/>
+        </w:rPr>
+      </w:pPr>
+    </w:p>
+    <w:p>
+      <w:pPr>
+        <w:pStyle w:val="Prrafodelista"/>
+        <w:numPr>
+          <w:ilvl w:val="0"/>
+          <w:numId w:val="8"/>
+        </w:numPr>
+        <w:rPr>
+          <w:rFonts w:ascii="Comic Sans MS" w:hAnsi="Comic Sans MS"/>
+          <w:b/>
+          <w:bCs/>
+          <w:sz w:val="40"/>
+          <w:szCs w:val="40"/>
+        </w:rPr>
+      </w:pPr>
+      <w:r>
+        <w:rPr>
+          <w:rFonts w:ascii="Comic Sans MS" w:hAnsi="Comic Sans MS"/>
+          <w:b/>
+          <w:bCs/>
+          <w:sz w:val="40"/>
+          <w:szCs w:val="40"/>
+        </w:rPr>
+        <w:t>Documentación Técnica</w:t>
+      </w:r>
+    </w:p>
+    <w:p>
+      <w:pPr>
+        <w:rPr>
+          <w:rFonts w:ascii="Comic Sans MS" w:hAnsi="Comic Sans MS"/>
+          <w:b/>
+          <w:bCs/>
+          <w:sz w:val="40"/>
+          <w:szCs w:val="40"/>
+        </w:rPr>
+      </w:pPr>
+      <w:r>
+        <w:rPr>
+          <w:rFonts w:ascii="Comic Sans MS" w:hAnsi="Comic Sans MS"/>
+          <w:b/>
+          <w:bCs/>
+          <w:sz w:val="40"/>
+          <w:szCs w:val="40"/>
+        </w:rPr>
+        <w:t>Diagrama de Base de Datos</w:t>
+      </w:r>
+    </w:p>
+    <w:p>
+      <w:pPr>
+        <w:rPr>
+          <w:rFonts w:ascii="Comic Sans MS" w:hAnsi="Comic Sans MS"/>
+          <w:b/>
+          <w:bCs/>
+          <w:sz w:val="40"/>
+          <w:szCs w:val="40"/>
+        </w:rPr>
+      </w:pPr>
+      <w:r>
+        <w:rPr>
+          <w:rFonts w:ascii="Comic Sans MS" w:hAnsi="Comic Sans MS"/>
+          <w:b/>
+          <w:bCs/>
+          <w:sz w:val="40"/>
+          <w:szCs w:val="40"/>
+        </w:rPr>
+        <w:lastRenderedPageBreak/>
+        <w:drawing>
+          <wp:inline distT="0" distB="0" distL="0" distR="0" wp14:anchorId="5A59BB8B" wp14:editId="3F7C9744">
+            <wp:extent cx="6468378" cy="4077269"/>
+            <wp:effectExtent l="0" t="0" r="8890" b="0"/>
+            <wp:docPr id="1045244866" name="Imagen 1"/>
+            <wp:cNvGraphicFramePr>
+              <a:graphicFrameLocks xmlns:a="http://schemas.openxmlformats.org/drawingml/2006/main" noChangeAspect="1"/>
+            </wp:cNvGraphicFramePr>
+            <a:graphic xmlns:a="http://schemas.openxmlformats.org/drawingml/2006/main">
+              <a:graphicData uri="http://schemas.openxmlformats.org/drawingml/2006/picture">
+                <pic:pic xmlns:pic="http://schemas.openxmlformats.org/drawingml/2006/picture">
+                  <pic:nvPicPr>
+                    <pic:cNvPr id="1045244866" name=""/>
+                    <pic:cNvPicPr/>
+                  </pic:nvPicPr>
+                  <pic:blipFill>
+                    <a:blip r:embed="rId28"/>
+                    <a:stretch>
+                      <a:fillRect/>
+                    </a:stretch>
+                  </pic:blipFill>
+                  <pic:spPr>
+                    <a:xfrm>
+                      <a:off x="0" y="0"/>
+                      <a:ext cx="6468378" cy="4077269"/>
+                    </a:xfrm>
+                    <a:prstGeom prst="rect">
+                      <a:avLst/>
+                    </a:prstGeom>
+                  </pic:spPr>
+                </pic:pic>
+              </a:graphicData>
+            </a:graphic>
+          </wp:inline>
+        </w:drawing>
+      </w:r>
+    </w:p>
+    <w:p>
+      <w:pPr>
+        <w:numPr>
+          <w:ilvl w:val="0"/>
+          <w:numId w:val="9"/>
+        </w:numPr>
+        <w:rPr>
+          <w:rFonts w:ascii="Comic Sans MS" w:hAnsi="Comic Sans MS"/>
+          <w:sz w:val="24"/>
+          <w:szCs w:val="24"/>
+        </w:rPr>
+      </w:pPr>
+      <w:r>
+        <w:rPr>
+          <w:rFonts w:ascii="Comic Sans MS" w:hAnsi="Comic Sans MS"/>
+          <w:sz w:val="24"/>
+          <w:szCs w:val="24"/>
+        </w:rPr>
+        <w:t xml:space="preserve">Un usuario puede tener muchas incidencias </w:t>
+      </w:r>
+    </w:p>
+    <w:p>
+      <w:pPr>
+        <w:numPr>
+          <w:ilvl w:val="0"/>
+          <w:numId w:val="9"/>
+        </w:numPr>
+        <w:rPr>
+          <w:rFonts w:ascii="Comic Sans MS" w:hAnsi="Comic Sans MS"/>
+          <w:sz w:val="24"/>
+          <w:szCs w:val="24"/>
+        </w:rPr>
+      </w:pPr>
+      <w:r>
+        <w:rPr>
+          <w:rFonts w:ascii="Comic Sans MS" w:hAnsi="Comic Sans MS"/>
+          <w:sz w:val="24"/>
+          <w:szCs w:val="24"/>
+        </w:rPr>
+        <w:t xml:space="preserve">Un aula puede tener muchas incidencias </w:t>
+      </w:r>
+    </w:p>
+    <w:p>
+      <w:pPr>
+        <w:rPr>
+          <w:rFonts w:ascii="Comic Sans MS" w:hAnsi="Comic Sans MS"/>
+          <w:sz w:val="24"/>
+          <w:szCs w:val="24"/>
+        </w:rPr>
+      </w:pPr>
+    </w:p>
+    <w:p>
+      <w:pPr>
+        <w:rPr>
+          <w:rFonts w:ascii="Comic Sans MS" w:hAnsi="Comic Sans MS"/>
+          <w:sz w:val="24"/>
+          <w:szCs w:val="24"/>
+        </w:rPr>
+      </w:pPr>
+    </w:p>
+    <w:p>
+      <w:pPr>
+        <w:rPr>
+          <w:rFonts w:ascii="Comic Sans MS" w:hAnsi="Comic Sans MS"/>
+          <w:sz w:val="24"/>
+          <w:szCs w:val="24"/>
+        </w:rPr>
+      </w:pPr>
+    </w:p>
+    <w:p>
+      <w:pPr>
+        <w:rPr>
+          <w:rFonts w:ascii="Comic Sans MS" w:hAnsi="Comic Sans MS"/>
+          <w:b/>
+          <w:bCs/>
+          <w:sz w:val="24"/>
+          <w:szCs w:val="24"/>
+        </w:rPr>
+      </w:pPr>
     </w:p>
     <w:p/>
     <w:sectPr>
-      <w:headerReference w:type="default" r:id="rId23"/>
+      <w:headerReference w:type="default" r:id="rId29"/>
       <w:pgSz w:w="12240" w:h="15840"/>
       <w:pgMar w:top="993" w:right="900" w:bottom="1424" w:left="851" w:header="743" w:footer="709" w:gutter="0"/>
       <w:cols w:space="720"/>
@@ -2540,6 +3798,236 @@
     </w:lvl>
   </w:abstractNum>
   <w:abstractNum w:abstractNumId="1" w15:restartNumberingAfterBreak="0">
+    <w:nsid w:val="289B7835"/>
+    <w:multiLevelType w:val="multilevel"/>
+    <w:tmpl w:val="C5E0BA98"/>
+    <w:lvl w:ilvl="0">
+      <w:start w:val="1"/>
+      <w:numFmt w:val="decimal"/>
+      <w:lvlText w:val="%1."/>
+      <w:lvlJc w:val="left"/>
+      <w:pPr>
+        <w:tabs>
+          <w:tab w:val="num" w:pos="720"/>
+        </w:tabs>
+        <w:ind w:left="720" w:hanging="360"/>
+      </w:pPr>
+    </w:lvl>
+    <w:lvl w:ilvl="1">
+      <w:start w:val="1"/>
+      <w:numFmt w:val="bullet"/>
+      <w:lvlText w:val="o"/>
+      <w:lvlJc w:val="left"/>
+      <w:pPr>
+        <w:tabs>
+          <w:tab w:val="num" w:pos="1440"/>
+        </w:tabs>
+        <w:ind w:left="1440" w:hanging="360"/>
+      </w:pPr>
+      <w:rPr>
+        <w:rFonts w:ascii="Courier New" w:hAnsi="Courier New" w:hint="default"/>
+        <w:sz w:val="20"/>
+      </w:rPr>
+    </w:lvl>
+    <w:lvl w:ilvl="2" w:tentative="1">
+      <w:start w:val="1"/>
+      <w:numFmt w:val="decimal"/>
+      <w:lvlText w:val="%3."/>
+      <w:lvlJc w:val="left"/>
+      <w:pPr>
+        <w:tabs>
+          <w:tab w:val="num" w:pos="2160"/>
+        </w:tabs>
+        <w:ind w:left="2160" w:hanging="360"/>
+      </w:pPr>
+    </w:lvl>
+    <w:lvl w:ilvl="3" w:tentative="1">
+      <w:start w:val="1"/>
+      <w:numFmt w:val="decimal"/>
+      <w:lvlText w:val="%4."/>
+      <w:lvlJc w:val="left"/>
+      <w:pPr>
+        <w:tabs>
+          <w:tab w:val="num" w:pos="2880"/>
+        </w:tabs>
+        <w:ind w:left="2880" w:hanging="360"/>
+      </w:pPr>
+    </w:lvl>
+    <w:lvl w:ilvl="4" w:tentative="1">
+      <w:start w:val="1"/>
+      <w:numFmt w:val="decimal"/>
+      <w:lvlText w:val="%5."/>
+      <w:lvlJc w:val="left"/>
+      <w:pPr>
+        <w:tabs>
+          <w:tab w:val="num" w:pos="3600"/>
+        </w:tabs>
+        <w:ind w:left="3600" w:hanging="360"/>
+      </w:pPr>
+    </w:lvl>
+    <w:lvl w:ilvl="5" w:tentative="1">
+      <w:start w:val="1"/>
+      <w:numFmt w:val="decimal"/>
+      <w:lvlText w:val="%6."/>
+      <w:lvlJc w:val="left"/>
+      <w:pPr>
+        <w:tabs>
+          <w:tab w:val="num" w:pos="4320"/>
+        </w:tabs>
+        <w:ind w:left="4320" w:hanging="360"/>
+      </w:pPr>
+    </w:lvl>
+    <w:lvl w:ilvl="6" w:tentative="1">
+      <w:start w:val="1"/>
+      <w:numFmt w:val="decimal"/>
+      <w:lvlText w:val="%7."/>
+      <w:lvlJc w:val="left"/>
+      <w:pPr>
+        <w:tabs>
+          <w:tab w:val="num" w:pos="5040"/>
+        </w:tabs>
+        <w:ind w:left="5040" w:hanging="360"/>
+      </w:pPr>
+    </w:lvl>
+    <w:lvl w:ilvl="7" w:tentative="1">
+      <w:start w:val="1"/>
+      <w:numFmt w:val="decimal"/>
+      <w:lvlText w:val="%8."/>
+      <w:lvlJc w:val="left"/>
+      <w:pPr>
+        <w:tabs>
+          <w:tab w:val="num" w:pos="5760"/>
+        </w:tabs>
+        <w:ind w:left="5760" w:hanging="360"/>
+      </w:pPr>
+    </w:lvl>
+    <w:lvl w:ilvl="8" w:tentative="1">
+      <w:start w:val="1"/>
+      <w:numFmt w:val="decimal"/>
+      <w:lvlText w:val="%9."/>
+      <w:lvlJc w:val="left"/>
+      <w:pPr>
+        <w:tabs>
+          <w:tab w:val="num" w:pos="6480"/>
+        </w:tabs>
+        <w:ind w:left="6480" w:hanging="360"/>
+      </w:pPr>
+    </w:lvl>
+  </w:abstractNum>
+  <w:abstractNum w:abstractNumId="2" w15:restartNumberingAfterBreak="0">
+    <w:nsid w:val="317F19E6"/>
+    <w:multiLevelType w:val="multilevel"/>
+    <w:tmpl w:val="9438988C"/>
+    <w:lvl w:ilvl="0">
+      <w:start w:val="1"/>
+      <w:numFmt w:val="decimal"/>
+      <w:lvlText w:val="%1."/>
+      <w:lvlJc w:val="left"/>
+      <w:pPr>
+        <w:tabs>
+          <w:tab w:val="num" w:pos="720"/>
+        </w:tabs>
+        <w:ind w:left="720" w:hanging="360"/>
+      </w:pPr>
+    </w:lvl>
+    <w:lvl w:ilvl="1" w:tentative="1">
+      <w:start w:val="1"/>
+      <w:numFmt w:val="decimal"/>
+      <w:lvlText w:val="%2."/>
+      <w:lvlJc w:val="left"/>
+      <w:pPr>
+        <w:tabs>
+          <w:tab w:val="num" w:pos="1440"/>
+        </w:tabs>
+        <w:ind w:left="1440" w:hanging="360"/>
+      </w:pPr>
+    </w:lvl>
+    <w:lvl w:ilvl="2" w:tentative="1">
+      <w:start w:val="1"/>
+      <w:numFmt w:val="decimal"/>
+      <w:lvlText w:val="%3."/>
+      <w:lvlJc w:val="left"/>
+      <w:pPr>
+        <w:tabs>
+          <w:tab w:val="num" w:pos="2160"/>
+        </w:tabs>
+        <w:ind w:left="2160" w:hanging="360"/>
+      </w:pPr>
+    </w:lvl>
+    <w:lvl w:ilvl="3" w:tentative="1">
+      <w:start w:val="1"/>
+      <w:numFmt w:val="decimal"/>
+      <w:lvlText w:val="%4."/>
+      <w:lvlJc w:val="left"/>
+      <w:pPr>
+        <w:tabs>
+          <w:tab w:val="num" w:pos="2880"/>
+        </w:tabs>
+        <w:ind w:left="2880" w:hanging="360"/>
+      </w:pPr>
+    </w:lvl>
+    <w:lvl w:ilvl="4" w:tentative="1">
+      <w:start w:val="1"/>
+      <w:numFmt w:val="decimal"/>
+      <w:lvlText w:val="%5."/>
+      <w:lvlJc w:val="left"/>
+      <w:pPr>
+        <w:tabs>
+          <w:tab w:val="num" w:pos="3600"/>
+        </w:tabs>
+        <w:ind w:left="3600" w:hanging="360"/>
+      </w:pPr>
+    </w:lvl>
+    <w:lvl w:ilvl="5" w:tentative="1">
+      <w:start w:val="1"/>
+      <w:numFmt w:val="decimal"/>
+      <w:lvlText w:val="%6."/>
+      <w:lvlJc w:val="left"/>
+      <w:pPr>
+        <w:tabs>
+          <w:tab w:val="num" w:pos="4320"/>
+        </w:tabs>
+        <w:ind w:left="4320" w:hanging="360"/>
+      </w:pPr>
+    </w:lvl>
+    <w:lvl w:ilvl="6" w:tentative="1">
+      <w:start w:val="1"/>
+      <w:numFmt w:val="decimal"/>
+      <w:lvlText w:val="%7."/>
+      <w:lvlJc w:val="left"/>
+      <w:pPr>
+        <w:tabs>
+          <w:tab w:val="num" w:pos="5040"/>
+        </w:tabs>
+        <w:ind w:left="5040" w:hanging="360"/>
+      </w:pPr>
+    </w:lvl>
+    <w:lvl w:ilvl="7" w:tentative="1">
+      <w:start w:val="1"/>
+      <w:numFmt w:val="decimal"/>
+      <w:lvlText w:val="%8."/>
+      <w:lvlJc w:val="left"/>
+      <w:pPr>
+        <w:tabs>
+          <w:tab w:val="num" w:pos="5760"/>
+        </w:tabs>
+        <w:ind w:left="5760" w:hanging="360"/>
+      </w:pPr>
+    </w:lvl>
+    <w:lvl w:ilvl="8" w:tentative="1">
+      <w:start w:val="1"/>
+      <w:numFmt w:val="decimal"/>
+      <w:lvlText w:val="%9."/>
+      <w:lvlJc w:val="left"/>
+      <w:pPr>
+        <w:tabs>
+          <w:tab w:val="num" w:pos="6480"/>
+        </w:tabs>
+        <w:ind w:left="6480" w:hanging="360"/>
+      </w:pPr>
+    </w:lvl>
+  </w:abstractNum>
+  <w:abstractNum w:abstractNumId="3" w15:restartNumberingAfterBreak="0">
     <w:nsid w:val="39CE5AEF"/>
     <w:multiLevelType w:val="hybridMultilevel"/>
     <w:tmpl w:val="944A87BA"/>
@@ -2760,7 +4248,7 @@
       </w:rPr>
     </w:lvl>
   </w:abstractNum>
-  <w:abstractNum w:abstractNumId="2" w15:restartNumberingAfterBreak="0">
+  <w:abstractNum w:abstractNumId="4" w15:restartNumberingAfterBreak="0">
     <w:nsid w:val="47875C7F"/>
     <w:multiLevelType w:val="multilevel"/>
     <w:tmpl w:val="5748C160"/>
@@ -2873,7 +4361,382 @@
       </w:pPr>
     </w:lvl>
   </w:abstractNum>
-  <w:abstractNum w:abstractNumId="3" w15:restartNumberingAfterBreak="0">
+  <w:abstractNum w:abstractNumId="5" w15:restartNumberingAfterBreak="0">
+    <w:nsid w:val="47C50599"/>
+    <w:multiLevelType w:val="multilevel"/>
+    <w:tmpl w:val="F8BAC3AC"/>
+    <w:lvl w:ilvl="0">
+      <w:start w:val="1"/>
+      <w:numFmt w:val="bullet"/>
+      <w:lvlText w:val=""/>
+      <w:lvlJc w:val="left"/>
+      <w:pPr>
+        <w:tabs>
+          <w:tab w:val="num" w:pos="720"/>
+        </w:tabs>
+        <w:ind w:left="720" w:hanging="360"/>
+      </w:pPr>
+      <w:rPr>
+        <w:rFonts w:ascii="Symbol" w:hAnsi="Symbol" w:hint="default"/>
+        <w:sz w:val="20"/>
+      </w:rPr>
+    </w:lvl>
+    <w:lvl w:ilvl="1" w:tentative="1">
+      <w:start w:val="1"/>
+      <w:numFmt w:val="bullet"/>
+      <w:lvlText w:val="o"/>
+      <w:lvlJc w:val="left"/>
+      <w:pPr>
+        <w:tabs>
+          <w:tab w:val="num" w:pos="1440"/>
+        </w:tabs>
+        <w:ind w:left="1440" w:hanging="360"/>
+      </w:pPr>
+      <w:rPr>
+        <w:rFonts w:ascii="Courier New" w:hAnsi="Courier New" w:hint="default"/>
+        <w:sz w:val="20"/>
+      </w:rPr>
+    </w:lvl>
+    <w:lvl w:ilvl="2" w:tentative="1">
+      <w:start w:val="1"/>
+      <w:numFmt w:val="bullet"/>
+      <w:lvlText w:val=""/>
+      <w:lvlJc w:val="left"/>
+      <w:pPr>
+        <w:tabs>
+          <w:tab w:val="num" w:pos="2160"/>
+        </w:tabs>
+        <w:ind w:left="2160" w:hanging="360"/>
+      </w:pPr>
+      <w:rPr>
+        <w:rFonts w:ascii="Wingdings" w:hAnsi="Wingdings" w:hint="default"/>
+        <w:sz w:val="20"/>
+      </w:rPr>
+    </w:lvl>
+    <w:lvl w:ilvl="3" w:tentative="1">
+      <w:start w:val="1"/>
+      <w:numFmt w:val="bullet"/>
+      <w:lvlText w:val=""/>
+      <w:lvlJc w:val="left"/>
+      <w:pPr>
+        <w:tabs>
+          <w:tab w:val="num" w:pos="2880"/>
+        </w:tabs>
+        <w:ind w:left="2880" w:hanging="360"/>
+      </w:pPr>
+      <w:rPr>
+        <w:rFonts w:ascii="Wingdings" w:hAnsi="Wingdings" w:hint="default"/>
+        <w:sz w:val="20"/>
+      </w:rPr>
+    </w:lvl>
+    <w:lvl w:ilvl="4" w:tentative="1">
+      <w:start w:val="1"/>
+      <w:numFmt w:val="bullet"/>
+      <w:lvlText w:val=""/>
+      <w:lvlJc w:val="left"/>
+      <w:pPr>
+        <w:tabs>
+          <w:tab w:val="num" w:pos="3600"/>
+        </w:tabs>
+        <w:ind w:left="3600" w:hanging="360"/>
+      </w:pPr>
+      <w:rPr>
+        <w:rFonts w:ascii="Wingdings" w:hAnsi="Wingdings" w:hint="default"/>
+        <w:sz w:val="20"/>
+      </w:rPr>
+    </w:lvl>
+    <w:lvl w:ilvl="5" w:tentative="1">
+      <w:start w:val="1"/>
+      <w:numFmt w:val="bullet"/>
+      <w:lvlText w:val=""/>
+      <w:lvlJc w:val="left"/>
+      <w:pPr>
+        <w:tabs>
+          <w:tab w:val="num" w:pos="4320"/>
+        </w:tabs>
+        <w:ind w:left="4320" w:hanging="360"/>
+      </w:pPr>
+      <w:rPr>
+        <w:rFonts w:ascii="Wingdings" w:hAnsi="Wingdings" w:hint="default"/>
+        <w:sz w:val="20"/>
+      </w:rPr>
+    </w:lvl>
+    <w:lvl w:ilvl="6" w:tentative="1">
+      <w:start w:val="1"/>
+      <w:numFmt w:val="bullet"/>
+      <w:lvlText w:val=""/>
+      <w:lvlJc w:val="left"/>
+      <w:pPr>
+        <w:tabs>
+          <w:tab w:val="num" w:pos="5040"/>
+        </w:tabs>
+        <w:ind w:left="5040" w:hanging="360"/>
+      </w:pPr>
+      <w:rPr>
+        <w:rFonts w:ascii="Wingdings" w:hAnsi="Wingdings" w:hint="default"/>
+        <w:sz w:val="20"/>
+      </w:rPr>
+    </w:lvl>
+    <w:lvl w:ilvl="7" w:tentative="1">
+      <w:start w:val="1"/>
+      <w:numFmt w:val="bullet"/>
+      <w:lvlText w:val=""/>
+      <w:lvlJc w:val="left"/>
+      <w:pPr>
+        <w:tabs>
+          <w:tab w:val="num" w:pos="5760"/>
+        </w:tabs>
+        <w:ind w:left="5760" w:hanging="360"/>
+      </w:pPr>
+      <w:rPr>
+        <w:rFonts w:ascii="Wingdings" w:hAnsi="Wingdings" w:hint="default"/>
+        <w:sz w:val="20"/>
+      </w:rPr>
+    </w:lvl>
+    <w:lvl w:ilvl="8" w:tentative="1">
+      <w:start w:val="1"/>
+      <w:numFmt w:val="bullet"/>
+      <w:lvlText w:val=""/>
+      <w:lvlJc w:val="left"/>
+      <w:pPr>
+        <w:tabs>
+          <w:tab w:val="num" w:pos="6480"/>
+        </w:tabs>
+        <w:ind w:left="6480" w:hanging="360"/>
+      </w:pPr>
+      <w:rPr>
+        <w:rFonts w:ascii="Wingdings" w:hAnsi="Wingdings" w:hint="default"/>
+        <w:sz w:val="20"/>
+      </w:rPr>
+    </w:lvl>
+  </w:abstractNum>
+  <w:abstractNum w:abstractNumId="6" w15:restartNumberingAfterBreak="0">
+    <w:nsid w:val="5E6B7683"/>
+    <w:multiLevelType w:val="multilevel"/>
+    <w:tmpl w:val="92C28452"/>
+    <w:lvl w:ilvl="0">
+      <w:start w:val="1"/>
+      <w:numFmt w:val="decimal"/>
+      <w:lvlText w:val="%1."/>
+      <w:lvlJc w:val="left"/>
+      <w:pPr>
+        <w:tabs>
+          <w:tab w:val="num" w:pos="720"/>
+        </w:tabs>
+        <w:ind w:left="720" w:hanging="360"/>
+      </w:pPr>
+    </w:lvl>
+    <w:lvl w:ilvl="1" w:tentative="1">
+      <w:start w:val="1"/>
+      <w:numFmt w:val="decimal"/>
+      <w:lvlText w:val="%2."/>
+      <w:lvlJc w:val="left"/>
+      <w:pPr>
+        <w:tabs>
+          <w:tab w:val="num" w:pos="1440"/>
+        </w:tabs>
+        <w:ind w:left="1440" w:hanging="360"/>
+      </w:pPr>
+    </w:lvl>
+    <w:lvl w:ilvl="2" w:tentative="1">
+      <w:start w:val="1"/>
+      <w:numFmt w:val="decimal"/>
+      <w:lvlText w:val="%3."/>
+      <w:lvlJc w:val="left"/>
+      <w:pPr>
+        <w:tabs>
+          <w:tab w:val="num" w:pos="2160"/>
+        </w:tabs>
+        <w:ind w:left="2160" w:hanging="360"/>
+      </w:pPr>
+    </w:lvl>
+    <w:lvl w:ilvl="3" w:tentative="1">
+      <w:start w:val="1"/>
+      <w:numFmt w:val="decimal"/>
+      <w:lvlText w:val="%4."/>
+      <w:lvlJc w:val="left"/>
+      <w:pPr>
+        <w:tabs>
+          <w:tab w:val="num" w:pos="2880"/>
+        </w:tabs>
+        <w:ind w:left="2880" w:hanging="360"/>
+      </w:pPr>
+    </w:lvl>
+    <w:lvl w:ilvl="4" w:tentative="1">
+      <w:start w:val="1"/>
+      <w:numFmt w:val="decimal"/>
+      <w:lvlText w:val="%5."/>
+      <w:lvlJc w:val="left"/>
+      <w:pPr>
+        <w:tabs>
+          <w:tab w:val="num" w:pos="3600"/>
+        </w:tabs>
+        <w:ind w:left="3600" w:hanging="360"/>
+      </w:pPr>
+    </w:lvl>
+    <w:lvl w:ilvl="5" w:tentative="1">
+      <w:start w:val="1"/>
+      <w:numFmt w:val="decimal"/>
+      <w:lvlText w:val="%6."/>
+      <w:lvlJc w:val="left"/>
+      <w:pPr>
+        <w:tabs>
+          <w:tab w:val="num" w:pos="4320"/>
+        </w:tabs>
+        <w:ind w:left="4320" w:hanging="360"/>
+      </w:pPr>
+    </w:lvl>
+    <w:lvl w:ilvl="6" w:tentative="1">
+      <w:start w:val="1"/>
+      <w:numFmt w:val="decimal"/>
+      <w:lvlText w:val="%7."/>
+      <w:lvlJc w:val="left"/>
+      <w:pPr>
+        <w:tabs>
+          <w:tab w:val="num" w:pos="5040"/>
+        </w:tabs>
+        <w:ind w:left="5040" w:hanging="360"/>
+      </w:pPr>
+    </w:lvl>
+    <w:lvl w:ilvl="7" w:tentative="1">
+      <w:start w:val="1"/>
+      <w:numFmt w:val="decimal"/>
+      <w:lvlText w:val="%8."/>
+      <w:lvlJc w:val="left"/>
+      <w:pPr>
+        <w:tabs>
+          <w:tab w:val="num" w:pos="5760"/>
+        </w:tabs>
+        <w:ind w:left="5760" w:hanging="360"/>
+      </w:pPr>
+    </w:lvl>
+    <w:lvl w:ilvl="8" w:tentative="1">
+      <w:start w:val="1"/>
+      <w:numFmt w:val="decimal"/>
+      <w:lvlText w:val="%9."/>
+      <w:lvlJc w:val="left"/>
+      <w:pPr>
+        <w:tabs>
+          <w:tab w:val="num" w:pos="6480"/>
+        </w:tabs>
+        <w:ind w:left="6480" w:hanging="360"/>
+      </w:pPr>
+    </w:lvl>
+  </w:abstractNum>
+  <w:abstractNum w:abstractNumId="7" w15:restartNumberingAfterBreak="0">
+    <w:nsid w:val="675C1345"/>
+    <w:multiLevelType w:val="multilevel"/>
+    <w:tmpl w:val="FC109752"/>
+    <w:lvl w:ilvl="0">
+      <w:start w:val="1"/>
+      <w:numFmt w:val="decimal"/>
+      <w:lvlText w:val="%1."/>
+      <w:lvlJc w:val="left"/>
+      <w:pPr>
+        <w:tabs>
+          <w:tab w:val="num" w:pos="720"/>
+        </w:tabs>
+        <w:ind w:left="720" w:hanging="360"/>
+      </w:pPr>
+    </w:lvl>
+    <w:lvl w:ilvl="1" w:tentative="1">
+      <w:start w:val="1"/>
+      <w:numFmt w:val="decimal"/>
+      <w:lvlText w:val="%2."/>
+      <w:lvlJc w:val="left"/>
+      <w:pPr>
+        <w:tabs>
+          <w:tab w:val="num" w:pos="1440"/>
+        </w:tabs>
+        <w:ind w:left="1440" w:hanging="360"/>
+      </w:pPr>
+    </w:lvl>
+    <w:lvl w:ilvl="2" w:tentative="1">
+      <w:start w:val="1"/>
+      <w:numFmt w:val="decimal"/>
+      <w:lvlText w:val="%3."/>
+      <w:lvlJc w:val="left"/>
+      <w:pPr>
+        <w:tabs>
+          <w:tab w:val="num" w:pos="2160"/>
+        </w:tabs>
+        <w:ind w:left="2160" w:hanging="360"/>
+      </w:pPr>
+    </w:lvl>
+    <w:lvl w:ilvl="3" w:tentative="1">
+      <w:start w:val="1"/>
+      <w:numFmt w:val="decimal"/>
+      <w:lvlText w:val="%4."/>
+      <w:lvlJc w:val="left"/>
+      <w:pPr>
+        <w:tabs>
+          <w:tab w:val="num" w:pos="2880"/>
+        </w:tabs>
+        <w:ind w:left="2880" w:hanging="360"/>
+      </w:pPr>
+    </w:lvl>
+    <w:lvl w:ilvl="4" w:tentative="1">
+      <w:start w:val="1"/>
+      <w:numFmt w:val="decimal"/>
+      <w:lvlText w:val="%5."/>
+      <w:lvlJc w:val="left"/>
+      <w:pPr>
+        <w:tabs>
+          <w:tab w:val="num" w:pos="3600"/>
+        </w:tabs>
+        <w:ind w:left="3600" w:hanging="360"/>
+      </w:pPr>
+    </w:lvl>
+    <w:lvl w:ilvl="5" w:tentative="1">
+      <w:start w:val="1"/>
+      <w:numFmt w:val="decimal"/>
+      <w:lvlText w:val="%6."/>
+      <w:lvlJc w:val="left"/>
+      <w:pPr>
+        <w:tabs>
+          <w:tab w:val="num" w:pos="4320"/>
+        </w:tabs>
+        <w:ind w:left="4320" w:hanging="360"/>
+      </w:pPr>
+    </w:lvl>
+    <w:lvl w:ilvl="6" w:tentative="1">
+      <w:start w:val="1"/>
+      <w:numFmt w:val="decimal"/>
+      <w:lvlText w:val="%7."/>
+      <w:lvlJc w:val="left"/>
+      <w:pPr>
+        <w:tabs>
+          <w:tab w:val="num" w:pos="5040"/>
+        </w:tabs>
+        <w:ind w:left="5040" w:hanging="360"/>
+      </w:pPr>
+    </w:lvl>
+    <w:lvl w:ilvl="7" w:tentative="1">
+      <w:start w:val="1"/>
+      <w:numFmt w:val="decimal"/>
+      <w:lvlText w:val="%8."/>
+      <w:lvlJc w:val="left"/>
+      <w:pPr>
+        <w:tabs>
+          <w:tab w:val="num" w:pos="5760"/>
+        </w:tabs>
+        <w:ind w:left="5760" w:hanging="360"/>
+      </w:pPr>
+    </w:lvl>
+    <w:lvl w:ilvl="8" w:tentative="1">
+      <w:start w:val="1"/>
+      <w:numFmt w:val="decimal"/>
+      <w:lvlText w:val="%9."/>
+      <w:lvlJc w:val="left"/>
+      <w:pPr>
+        <w:tabs>
+          <w:tab w:val="num" w:pos="6480"/>
+        </w:tabs>
+        <w:ind w:left="6480" w:hanging="360"/>
+      </w:pPr>
+    </w:lvl>
+  </w:abstractNum>
+  <w:abstractNum w:abstractNumId="8" w15:restartNumberingAfterBreak="0">
     <w:nsid w:val="69AC420D"/>
     <w:multiLevelType w:val="hybridMultilevel"/>
     <w:tmpl w:val="3788B0FC"/>
@@ -2963,16 +4826,31 @@
     </w:lvl>
   </w:abstractNum>
   <w:num w:numId="1" w16cid:durableId="270018201">
-    <w:abstractNumId w:val="1"/>
+    <w:abstractNumId w:val="3"/>
   </w:num>
   <w:num w:numId="2" w16cid:durableId="821124469">
     <w:abstractNumId w:val="0"/>
   </w:num>
   <w:num w:numId="3" w16cid:durableId="90440496">
+    <w:abstractNumId w:val="4"/>
+  </w:num>
+  <w:num w:numId="4" w16cid:durableId="57749406">
+    <w:abstractNumId w:val="8"/>
+  </w:num>
+  <w:num w:numId="5" w16cid:durableId="1903131397">
     <w:abstractNumId w:val="2"/>
   </w:num>
-  <w:num w:numId="4" w16cid:durableId="57749406">
-    <w:abstractNumId w:val="3"/>
+  <w:num w:numId="6" w16cid:durableId="1911771854">
+    <w:abstractNumId w:val="6"/>
+  </w:num>
+  <w:num w:numId="7" w16cid:durableId="130564928">
+    <w:abstractNumId w:val="1"/>
+  </w:num>
+  <w:num w:numId="8" w16cid:durableId="1696150291">
+    <w:abstractNumId w:val="7"/>
+  </w:num>
+  <w:num w:numId="9" w16cid:durableId="617881125">
+    <w:abstractNumId w:val="5"/>
   </w:num>
 </w:numbering>
 </file>
@@ -3449,6 +5327,29 @@
       <w:szCs w:val="24"/>
     </w:rPr>
   </w:style>
+  <w:style w:type="paragraph" w:styleId="Ttulo4">
+    <w:name w:val="heading 4"/>
+    <w:basedOn w:val="Normal"/>
+    <w:next w:val="Normal"/>
+    <w:link w:val="Ttulo4Car"/>
+    <w:uiPriority w:val="9"/>
+    <w:semiHidden/>
+    <w:unhideWhenUsed/>
+    <w:qFormat/>
+    <w:rsid w:val="004358E1"/>
+    <w:pPr>
+      <w:keepNext/>
+      <w:keepLines/>
+      <w:spacing w:before="40" w:after="0"/>
+      <w:outlineLvl w:val="3"/>
+    </w:pPr>
+    <w:rPr>
+      <w:rFonts w:asciiTheme="majorHAnsi" w:eastAsiaTheme="majorEastAsia" w:hAnsiTheme="majorHAnsi" w:cstheme="majorBidi"/>
+      <w:i/>
+      <w:iCs/>
+      <w:color w:val="2F5496" w:themeColor="accent1" w:themeShade="BF"/>
+    </w:rPr>
+  </w:style>
   <w:style w:type="character" w:default="1" w:styleId="Fuentedeprrafopredeter">
     <w:name w:val="Default Paragraph Font"/>
     <w:uiPriority w:val="1"/>
@@ -3618,6 +5519,20 @@
       <w:ind w:left="720"/>
       <w:contextualSpacing/>
     </w:pPr>
+  </w:style>
+  <w:style w:type="character" w:customStyle="1" w:styleId="Ttulo4Car">
+    <w:name w:val="Título 4 Car"/>
+    <w:basedOn w:val="Fuentedeprrafopredeter"/>
+    <w:link w:val="Ttulo4"/>
+    <w:uiPriority w:val="9"/>
+    <w:semiHidden/>
+    <w:rsid w:val="004358E1"/>
+    <w:rPr>
+      <w:rFonts w:asciiTheme="majorHAnsi" w:eastAsiaTheme="majorEastAsia" w:hAnsiTheme="majorHAnsi" w:cstheme="majorBidi"/>
+      <w:i/>
+      <w:iCs/>
+      <w:color w:val="2F5496" w:themeColor="accent1" w:themeShade="BF"/>
+    </w:rPr>
   </w:style>
 </w:styles>
 </file>
